--- a/Layouts/MoveInOutList.docx
+++ b/Layouts/MoveInOutList.docx
@@ -98,10 +98,10 @@
               <w:sdt>
                 <w:sdtPr>
                   <w:id w:val="-230614182"/>
-                  <w15:dataBinding w:prefixMappings="xmlns:ns0='urn:microsoft-dynamics-nav/reports/SVA MoveInOutList/50030/'" w:xpath="/ns0:NavWordReportXmlPart[1]/ns0:Occupant[1]/ns0:TenancyNo_Occupant" w:storeItemID="{46CAA445-12F6-414F-86CB-8AA79E318512}"/>
+                  <w15:dataBinding w:prefixMappings="xmlns:ns0='urn:microsoft-dynamics-nav/reports/SVA MoveInOutList/50024/'" w:xpath="/ns0:NavWordReportXmlPart[1]/ns0:Occupant[1]/ns0:TenancyNo_Occupant" w:storeItemID="{46CAA445-12F6-414F-86CB-8AA79E318512}"/>
                   <w15:repeatingSection/>
                   <w:alias w:val="#Nav: /Occupant/TenancyNo_Occupant"/>
-                  <w:tag w:val="#Nav: SVA MoveInOutList/50030"/>
+                  <w:tag w:val="#Nav: SVA MoveInOutList/50024"/>
                 </w:sdtPr>
                 <w:sdtEndPr/>
                 <w:sdtContent>
@@ -122,10 +122,10 @@
                             <w:placeholder>
                               <w:docPart w:val="DefaultPlaceholder_-1854013440"/>
                             </w:placeholder>
-                            <w:dataBinding w:prefixMappings="xmlns:ns0='urn:microsoft-dynamics-nav/reports/SVA MoveInOutList/50030/'" w:xpath="/ns0:NavWordReportXmlPart[1]/ns0:Occupant[1]/ns0:TenancyNo_Occupant[1]" w:storeItemID="{46CAA445-12F6-414F-86CB-8AA79E318512}"/>
+                            <w:dataBinding w:prefixMappings="xmlns:ns0='urn:microsoft-dynamics-nav/reports/SVA MoveInOutList/50024/'" w:xpath="/ns0:NavWordReportXmlPart[1]/ns0:Occupant[1]/ns0:TenancyNo_Occupant[1]" w:storeItemID="{46CAA445-12F6-414F-86CB-8AA79E318512}"/>
                             <w:text/>
                             <w:alias w:val="#Nav: /Occupant/TenancyNo_Occupant"/>
-                            <w:tag w:val="#Nav: SVA MoveInOutList/50030"/>
+                            <w:tag w:val="#Nav: SVA MoveInOutList/50024"/>
                           </w:sdtPr>
                           <w:sdtEndPr/>
                           <w:sdtContent>
@@ -193,10 +193,10 @@
                             <w:placeholder>
                               <w:docPart w:val="DefaultPlaceholder_-1854013440"/>
                             </w:placeholder>
-                            <w:dataBinding w:prefixMappings="xmlns:ns0='urn:microsoft-dynamics-nav/reports/SVA MoveInOutList/50030/'" w:xpath="/ns0:NavWordReportXmlPart[1]/ns0:Occupant[1]/ns0:TenancyNo_Occupant[2]" w:storeItemID="{46CAA445-12F6-414F-86CB-8AA79E318512}"/>
+                            <w:dataBinding w:prefixMappings="xmlns:ns0='urn:microsoft-dynamics-nav/reports/SVA MoveInOutList/50024/'" w:xpath="/ns0:NavWordReportXmlPart[1]/ns0:Occupant[1]/ns0:TenancyNo_Occupant[2]" w:storeItemID="{46CAA445-12F6-414F-86CB-8AA79E318512}"/>
                             <w:text/>
                             <w:alias w:val="#Nav: /Occupant/TenancyNo_Occupant[2]"/>
-                            <w:tag w:val="#Nav: SVA MoveInOutList/50030"/>
+                            <w:tag w:val="#Nav: SVA MoveInOutList/50024"/>
                           </w:sdtPr>
                           <w:sdtEndPr/>
                           <w:sdtContent>
@@ -218,10 +218,10 @@
                             <w:placeholder>
                               <w:docPart w:val="DefaultPlaceholder_-1854013440"/>
                             </w:placeholder>
-                            <w:dataBinding w:prefixMappings="xmlns:ns0='urn:microsoft-dynamics-nav/reports/SVA MoveInOutList/50030/'" w:xpath="/ns0:NavWordReportXmlPart[1]/ns0:Occupant[1]/ns0:Tenancy[1]/ns0:Address1_Tenancy[1]" w:storeItemID="{46CAA445-12F6-414F-86CB-8AA79E318512}"/>
+                            <w:dataBinding w:prefixMappings="xmlns:ns0='urn:microsoft-dynamics-nav/reports/SVA MoveInOutList/50024/'" w:xpath="/ns0:NavWordReportXmlPart[1]/ns0:Occupant[1]/ns0:Tenancy[1]/ns0:Address1_Tenancy[1]" w:storeItemID="{46CAA445-12F6-414F-86CB-8AA79E318512}"/>
                             <w:text/>
                             <w:alias w:val="#Nav: /Occupant/Tenancy/Address1_Tenancy"/>
-                            <w:tag w:val="#Nav: SVA MoveInOutList/50030"/>
+                            <w:tag w:val="#Nav: SVA MoveInOutList/50024"/>
                           </w:sdtPr>
                           <w:sdtEndPr/>
                           <w:sdtContent>
@@ -278,10 +278,10 @@
         <w:placeholder>
           <w:docPart w:val="DefaultPlaceholder_-1854013440"/>
         </w:placeholder>
-        <w:dataBinding w:prefixMappings="xmlns:ns0='urn:microsoft-dynamics-nav/reports/SVA MoveInOutList/50030/'" w:xpath="/ns0:NavWordReportXmlPart[1]/ns0:Occupant[1]/ns0:TenancyNo_Occupant[1]" w:storeItemID="{46CAA445-12F6-414F-86CB-8AA79E318512}"/>
+        <w:dataBinding w:prefixMappings="xmlns:ns0='urn:microsoft-dynamics-nav/reports/SVA MoveInOutList/50024/'" w:xpath="/ns0:NavWordReportXmlPart[1]/ns0:Occupant[1]/ns0:TenancyNo_Occupant[1]" w:storeItemID="{46CAA445-12F6-414F-86CB-8AA79E318512}"/>
         <w:text/>
         <w:alias w:val="#Nav: /Occupant/TenancyNo_Occupant"/>
-        <w:tag w:val="#Nav: SVA MoveInOutList/50030"/>
+        <w:tag w:val="#Nav: SVA MoveInOutList/50024"/>
       </w:sdtPr>
       <w:sdtEndPr/>
       <w:sdtContent>
@@ -1744,13 +1744,15 @@
 
 <file path=customXML/item2.xml>��< ? x m l   v e r s i o n = " 1 . 0 "   e n c o d i n g = " u t f - 1 6 " ? >   
- < N a v W o r d R e p o r t X m l P a r t   x m l n s = " u r n : m i c r o s o f t - d y n a m i c s - n a v / r e p o r t s / S V A   M o v e I n O u t L i s t / 5 0 0 3 0 / " > + < N a v W o r d R e p o r t X m l P a r t   x m l n s = " u r n : m i c r o s o f t - d y n a m i c s - n a v / r e p o r t s / S V A   M o v e I n O u t L i s t / 5 0 0 2 4 / " >   
      < O c c u p a n t >   
          < C e l l P h o n e 1 _ O c c u p a n t > C e l l P h o n e 1 _ O c c u p a n t < / C e l l P h o n e 1 _ O c c u p a n t >   
          < C e l l P h o n e 2 _ O c c u p a n t > C e l l P h o n e 2 _ O c c u p a n t < / C e l l P h o n e 2 _ O c c u p a n t > + 
+         < C o m p a n y N a m e > C o m p a n y N a m e < / C o m p a n y N a m e >   
          < E n d D a t e _ O c c u p a n t > E n d D a t e _ O c c u p a n t < / E n d D a t e _ O c c u p a n t >   

--- a/Layouts/MoveInOutList.docx
+++ b/Layouts/MoveInOutList.docx
@@ -1,6 +1,6 @@
 
 <file path=word/document.xml><?xml version="1.0" encoding="utf-8"?>
-<w:document xmlns:wpc="http://schemas.microsoft.com/office/word/2010/wordprocessingCanvas" xmlns:cx="http://schemas.microsoft.com/office/drawing/2014/chartex" xmlns:cx1="http://schemas.microsoft.com/office/drawing/2015/9/8/chartex" xmlns:cx2="http://schemas.microsoft.com/office/drawing/2015/10/21/chartex" xmlns:cx3="http://schemas.microsoft.com/office/drawing/2016/5/9/chartex" xmlns:cx4="http://schemas.microsoft.com/office/drawing/2016/5/10/chartex" xmlns:cx5="http://schemas.microsoft.com/office/drawing/2016/5/11/chartex" xmlns:cx6="http://schemas.microsoft.com/office/drawing/2016/5/12/chartex" xmlns:cx7="http://schemas.microsoft.com/office/drawing/2016/5/13/chartex" xmlns:cx8="http://schemas.microsoft.com/office/drawing/2016/5/14/chartex" xmlns:mc="http://schemas.openxmlformats.org/markup-compatibility/2006" xmlns:aink="http://schemas.microsoft.com/office/drawing/2016/ink" xmlns:am3d="http://schemas.microsoft.com/office/drawing/2017/model3d" xmlns:o="urn:schemas-microsoft-com:office:office" xmlns:r="http://schemas.openxmlformats.org/officeDocument/2006/relationships" xmlns:m="http://schemas.openxmlformats.org/officeDocument/2006/math" xmlns:v="urn:schemas-microsoft-com:vml" xmlns:wp14="http://schemas.microsoft.com/office/word/2010/wordprocessingDrawing" xmlns:wp="http://schemas.openxmlformats.org/drawingml/2006/wordprocessingDrawing" xmlns:w10="urn:schemas-microsoft-com:office:word" xmlns:w="http://schemas.openxmlformats.org/wordprocessingml/2006/main" xmlns:w14="http://schemas.microsoft.com/office/word/2010/wordml" xmlns:w15="http://schemas.microsoft.com/office/word/2012/wordml" xmlns:w16cid="http://schemas.microsoft.com/office/word/2016/wordml/cid" xmlns:w16se="http://schemas.microsoft.com/office/word/2015/wordml/symex" xmlns:wpg="http://schemas.microsoft.com/office/word/2010/wordprocessingGroup" xmlns:wpi="http://schemas.microsoft.com/office/word/2010/wordprocessingInk" xmlns:wne="http://schemas.microsoft.com/office/word/2006/wordml" xmlns:wps="http://schemas.microsoft.com/office/word/2010/wordprocessingShape" mc:Ignorable="w14 w15 w16se w16cid wp14">
+<w:document xmlns:wpc="http://schemas.microsoft.com/office/word/2010/wordprocessingCanvas" xmlns:cx="http://schemas.microsoft.com/office/drawing/2014/chartex" xmlns:cx1="http://schemas.microsoft.com/office/drawing/2015/9/8/chartex" xmlns:cx2="http://schemas.microsoft.com/office/drawing/2015/10/21/chartex" xmlns:cx3="http://schemas.microsoft.com/office/drawing/2016/5/9/chartex" xmlns:cx4="http://schemas.microsoft.com/office/drawing/2016/5/10/chartex" xmlns:cx5="http://schemas.microsoft.com/office/drawing/2016/5/11/chartex" xmlns:cx6="http://schemas.microsoft.com/office/drawing/2016/5/12/chartex" xmlns:cx7="http://schemas.microsoft.com/office/drawing/2016/5/13/chartex" xmlns:cx8="http://schemas.microsoft.com/office/drawing/2016/5/14/chartex" xmlns:mc="http://schemas.openxmlformats.org/markup-compatibility/2006" xmlns:aink="http://schemas.microsoft.com/office/drawing/2016/ink" xmlns:am3d="http://schemas.microsoft.com/office/drawing/2017/model3d" xmlns:o="urn:schemas-microsoft-com:office:office" xmlns:r="http://schemas.openxmlformats.org/officeDocument/2006/relationships" xmlns:m="http://schemas.openxmlformats.org/officeDocument/2006/math" xmlns:v="urn:schemas-microsoft-com:vml" xmlns:wp14="http://schemas.microsoft.com/office/word/2010/wordprocessingDrawing" xmlns:wp="http://schemas.openxmlformats.org/drawingml/2006/wordprocessingDrawing" xmlns:w10="urn:schemas-microsoft-com:office:word" xmlns:w="http://schemas.openxmlformats.org/wordprocessingml/2006/main" xmlns:w14="http://schemas.microsoft.com/office/word/2010/wordml" xmlns:w15="http://schemas.microsoft.com/office/word/2012/wordml" xmlns:w16cex="http://schemas.microsoft.com/office/word/2018/wordml/cex" xmlns:w16cid="http://schemas.microsoft.com/office/word/2016/wordml/cid" xmlns:w16="http://schemas.microsoft.com/office/word/2018/wordml" xmlns:w16se="http://schemas.microsoft.com/office/word/2015/wordml/symex" xmlns:wpg="http://schemas.microsoft.com/office/word/2010/wordprocessingGroup" xmlns:wpi="http://schemas.microsoft.com/office/word/2010/wordprocessingInk" xmlns:wne="http://schemas.microsoft.com/office/word/2006/wordml" xmlns:wps="http://schemas.microsoft.com/office/word/2010/wordprocessingShape" mc:Ignorable="w14 w15 w16se w16cid w16 w16cex wp14">
   <w:body>
     <w:tbl>
       <w:tblPr>
@@ -62,9 +62,14 @@
             <w:tcW w:w="2038" w:type="dxa"/>
           </w:tcPr>
           <w:p>
+            <w:proofErr w:type="spellStart"/>
             <w:r>
-              <w:t>Dato</w:t>
+              <w:t>Indfltningsd</w:t>
             </w:r>
+            <w:r>
+              <w:t>ato</w:t>
+            </w:r>
+            <w:proofErr w:type="spellEnd"/>
           </w:p>
         </w:tc>
         <w:tc>
@@ -73,21 +78,24 @@
           </w:tcPr>
           <w:p>
             <w:r>
-              <w:t>Dato</w:t>
+              <w:t>Fraflytningsdato</w:t>
             </w:r>
           </w:p>
         </w:tc>
       </w:tr>
       <w:sdt>
         <w:sdtPr>
-          <w:id w:val="836805617"/>
+          <w:alias w:val="#Nav: /Occupant"/>
+          <w:tag w:val="#Nav: SVA MoveInOutList/50024"/>
+          <w:id w:val="-48457647"/>
+          <w15:dataBinding w:prefixMappings="xmlns:ns0='urn:microsoft-dynamics-nav/reports/SVA MoveInOutList/50024/'" w:xpath="/ns0:NavWordReportXmlPart[1]/ns0:Occupant" w:storeItemID="{09AAD169-91F5-4F29-A213-5D9DFBC3ABD1}"/>
           <w15:repeatingSection/>
         </w:sdtPr>
         <w:sdtEndPr/>
         <w:sdtContent>
           <w:sdt>
             <w:sdtPr>
-              <w:id w:val="-60794520"/>
+              <w:id w:val="1038703776"/>
               <w:placeholder>
                 <w:docPart w:val="DefaultPlaceholder_-1854013435"/>
               </w:placeholder>
@@ -97,17 +105,17 @@
             <w:sdtContent>
               <w:sdt>
                 <w:sdtPr>
-                  <w:id w:val="-230614182"/>
-                  <w15:dataBinding w:prefixMappings="xmlns:ns0='urn:microsoft-dynamics-nav/reports/SVA MoveInOutList/50024/'" w:xpath="/ns0:NavWordReportXmlPart[1]/ns0:Occupant[1]/ns0:TenancyNo_Occupant" w:storeItemID="{46CAA445-12F6-414F-86CB-8AA79E318512}"/>
+                  <w:alias w:val="#Nav: /Occupant"/>
+                  <w:tag w:val="#Nav: SVA MoveInOutList/50024"/>
+                  <w:id w:val="1371110680"/>
+                  <w15:dataBinding w:prefixMappings="xmlns:ns0='urn:microsoft-dynamics-nav/reports/SVA MoveInOutList/50024/'" w:xpath="/ns0:NavWordReportXmlPart[1]/ns0:Occupant" w:storeItemID="{09AAD169-91F5-4F29-A213-5D9DFBC3ABD1}"/>
                   <w15:repeatingSection/>
-                  <w:alias w:val="#Nav: /Occupant/TenancyNo_Occupant"/>
-                  <w:tag w:val="#Nav: SVA MoveInOutList/50024"/>
                 </w:sdtPr>
                 <w:sdtEndPr/>
                 <w:sdtContent>
                   <w:sdt>
                     <w:sdtPr>
-                      <w:id w:val="-375786130"/>
+                      <w:id w:val="-4598917"/>
                       <w:placeholder>
                         <w:docPart w:val="DefaultPlaceholder_-1854013435"/>
                       </w:placeholder>
@@ -115,153 +123,231 @@
                     </w:sdtPr>
                     <w:sdtEndPr/>
                     <w:sdtContent>
-                      <w:tr>
-                        <w:sdt>
-                          <w:sdtPr>
-                            <w:id w:val="1283542204"/>
-                            <w:placeholder>
-                              <w:docPart w:val="DefaultPlaceholder_-1854013440"/>
-                            </w:placeholder>
-                            <w:dataBinding w:prefixMappings="xmlns:ns0='urn:microsoft-dynamics-nav/reports/SVA MoveInOutList/50024/'" w:xpath="/ns0:NavWordReportXmlPart[1]/ns0:Occupant[1]/ns0:TenancyNo_Occupant[1]" w:storeItemID="{46CAA445-12F6-414F-86CB-8AA79E318512}"/>
-                            <w:text/>
-                            <w:alias w:val="#Nav: /Occupant/TenancyNo_Occupant"/>
-                            <w:tag w:val="#Nav: SVA MoveInOutList/50024"/>
-                          </w:sdtPr>
-                          <w:sdtEndPr/>
-                          <w:sdtContent>
-                            <w:tc>
-                              <w:tcPr>
-                                <w:tcW w:w="2187" w:type="dxa"/>
-                              </w:tcPr>
-                              <w:p>
-                                <w:proofErr w:type="spellStart"/>
-                                <w:r>
-                                  <w:t>TenancyNo_Occupant</w:t>
-                                </w:r>
-                                <w:proofErr w:type="spellEnd"/>
-                              </w:p>
-                            </w:tc>
-                          </w:sdtContent>
-                        </w:sdt>
-                        <w:tc>
-                          <w:tcPr>
-                            <w:tcW w:w="1900" w:type="dxa"/>
-                          </w:tcPr>
-                          <w:p/>
-                        </w:tc>
-                        <w:tc>
-                          <w:tcPr>
-                            <w:tcW w:w="1828" w:type="dxa"/>
-                          </w:tcPr>
-                          <w:p/>
-                        </w:tc>
-                        <w:tc>
-                          <w:tcPr>
-                            <w:tcW w:w="2193" w:type="dxa"/>
-                          </w:tcPr>
-                          <w:p/>
-                        </w:tc>
-                        <w:tc>
-                          <w:tcPr>
-                            <w:tcW w:w="2038" w:type="dxa"/>
-                          </w:tcPr>
-                          <w:p/>
-                        </w:tc>
-                        <w:tc>
-                          <w:tcPr>
-                            <w:tcW w:w="1946" w:type="dxa"/>
-                          </w:tcPr>
-                          <w:p/>
-                        </w:tc>
-                      </w:tr>
-                    </w:sdtContent>
-                  </w:sdt>
-                  <w:sdt>
-                    <w:sdtPr>
-                      <w:id w:val="-1614738440"/>
-                      <w:placeholder>
-                        <w:docPart w:val="6F7D0489460F4660BE7FAB57CCFCD84F"/>
-                      </w:placeholder>
-                      <w15:repeatingSectionItem/>
-                    </w:sdtPr>
-                    <w:sdtEndPr/>
-                    <w:sdtContent>
-                      <w:tr>
-                        <w:sdt>
-                          <w:sdtPr>
-                            <w:id w:val="-1352409953"/>
-                            <w:placeholder>
-                              <w:docPart w:val="DefaultPlaceholder_-1854013440"/>
-                            </w:placeholder>
-                            <w:dataBinding w:prefixMappings="xmlns:ns0='urn:microsoft-dynamics-nav/reports/SVA MoveInOutList/50024/'" w:xpath="/ns0:NavWordReportXmlPart[1]/ns0:Occupant[1]/ns0:TenancyNo_Occupant[2]" w:storeItemID="{46CAA445-12F6-414F-86CB-8AA79E318512}"/>
-                            <w:text/>
-                            <w:alias w:val="#Nav: /Occupant/TenancyNo_Occupant[2]"/>
-                            <w:tag w:val="#Nav: SVA MoveInOutList/50024"/>
-                          </w:sdtPr>
-                          <w:sdtEndPr/>
-                          <w:sdtContent>
-                            <w:tc>
-                              <w:tcPr>
-                                <w:tcW w:w="2187" w:type="dxa"/>
-                              </w:tcPr>
-                              <w:p>
-                                <w:r>
-                                  <w:t>Olsen</w:t>
-                                </w:r>
-                              </w:p>
-                            </w:tc>
-                          </w:sdtContent>
-                        </w:sdt>
-                        <w:sdt>
-                          <w:sdtPr>
-                            <w:id w:val="1131366401"/>
-                            <w:placeholder>
-                              <w:docPart w:val="DefaultPlaceholder_-1854013440"/>
-                            </w:placeholder>
-                            <w:dataBinding w:prefixMappings="xmlns:ns0='urn:microsoft-dynamics-nav/reports/SVA MoveInOutList/50024/'" w:xpath="/ns0:NavWordReportXmlPart[1]/ns0:Occupant[1]/ns0:Tenancy[1]/ns0:Address1_Tenancy[1]" w:storeItemID="{46CAA445-12F6-414F-86CB-8AA79E318512}"/>
-                            <w:text/>
-                            <w:alias w:val="#Nav: /Occupant/Tenancy/Address1_Tenancy"/>
-                            <w:tag w:val="#Nav: SVA MoveInOutList/50024"/>
-                          </w:sdtPr>
-                          <w:sdtEndPr/>
-                          <w:sdtContent>
-                            <w:tc>
-                              <w:tcPr>
-                                <w:tcW w:w="1900" w:type="dxa"/>
-                              </w:tcPr>
-                              <w:p>
-                                <w:r>
-                                  <w:t>Address1_Tenancy</w:t>
-                                </w:r>
-                              </w:p>
-                            </w:tc>
-                          </w:sdtContent>
-                        </w:sdt>
-                        <w:tc>
-                          <w:tcPr>
-                            <w:tcW w:w="1828" w:type="dxa"/>
-                          </w:tcPr>
-                          <w:p/>
-                        </w:tc>
-                        <w:tc>
-                          <w:tcPr>
-                            <w:tcW w:w="2193" w:type="dxa"/>
-                          </w:tcPr>
-                          <w:p/>
-                        </w:tc>
-                        <w:tc>
-                          <w:tcPr>
-                            <w:tcW w:w="2038" w:type="dxa"/>
-                          </w:tcPr>
-                          <w:p/>
-                        </w:tc>
-                        <w:tc>
-                          <w:tcPr>
-                            <w:tcW w:w="1946" w:type="dxa"/>
-                          </w:tcPr>
-                          <w:p/>
-                        </w:tc>
-                      </w:tr>
+                      <w:sdt>
+                        <w:sdtPr>
+                          <w:id w:val="836805617"/>
+                          <w15:repeatingSection/>
+                        </w:sdtPr>
+                        <w:sdtEndPr/>
+                        <w:sdtContent>
+                          <w:sdt>
+                            <w:sdtPr>
+                              <w:id w:val="-60794520"/>
+                              <w:placeholder>
+                                <w:docPart w:val="DefaultPlaceholder_-1854013435"/>
+                              </w:placeholder>
+                              <w15:repeatingSectionItem/>
+                            </w:sdtPr>
+                            <w:sdtEndPr/>
+                            <w:sdtContent>
+                              <w:sdt>
+                                <w:sdtPr>
+                                  <w:alias w:val="#Nav: /Occupant/TenancyNo_Occupant"/>
+                                  <w:tag w:val="#Nav: SVA MoveInOutList/50024"/>
+                                  <w:id w:val="-230614182"/>
+                                  <w15:dataBinding w:prefixMappings="xmlns:ns0='urn:microsoft-dynamics-nav/reports/SVA MoveInOutList/50024/'" w:xpath="/ns0:NavWordReportXmlPart[1]/ns0:Occupant[1]/ns0:TenancyNo_Occupant" w:storeItemID="{09AAD169-91F5-4F29-A213-5D9DFBC3ABD1}"/>
+                                  <w15:repeatingSection/>
+                                </w:sdtPr>
+                                <w:sdtEndPr/>
+                                <w:sdtContent>
+                                  <w:sdt>
+                                    <w:sdtPr>
+                                      <w:id w:val="-375786130"/>
+                                      <w:placeholder>
+                                        <w:docPart w:val="DefaultPlaceholder_-1854013435"/>
+                                      </w:placeholder>
+                                      <w15:repeatingSectionItem/>
+                                    </w:sdtPr>
+                                    <w:sdtEndPr/>
+                                    <w:sdtContent>
+                                      <w:tr>
+                                        <w:sdt>
+                                          <w:sdtPr>
+                                            <w:id w:val="-723532430"/>
+                                            <w15:dataBinding w:prefixMappings="xmlns:ns0='urn:microsoft-dynamics-nav/reports/SVA MoveInOutList/50024/'" w:xpath="/ns0:NavWordReportXmlPart[1]/ns0:Occupant" w:storeItemID="{09AAD169-91F5-4F29-A213-5D9DFBC3ABD1}"/>
+                                            <w15:repeatingSection/>
+                                            <w:alias w:val="#Nav: /Occupant"/>
+                                            <w:tag w:val="#Nav: SVA MoveInOutList/50024"/>
+                                          </w:sdtPr>
+                                          <w:sdtContent>
+                                            <w:sdt>
+                                              <w:sdtPr>
+                                                <w:id w:val="-999430050"/>
+                                                <w:placeholder>
+                                                  <w:docPart w:val="DefaultPlaceholder_-1854013435"/>
+                                                </w:placeholder>
+                                                <w15:repeatingSectionItem/>
+                                              </w:sdtPr>
+                                              <w:sdtContent>
+                                                <w:sdt>
+                                                  <w:sdtPr>
+                                                    <w:alias w:val="#Nav: /Occupant/TenancyNo_Occupant"/>
+                                                    <w:tag w:val="#Nav: SVA MoveInOutList/50024"/>
+                                                    <w:id w:val="1283542204"/>
+                                                    <w:placeholder>
+                                                      <w:docPart w:val="DefaultPlaceholder_-1854013440"/>
+                                                    </w:placeholder>
+                                                    <w:dataBinding w:prefixMappings="xmlns:ns0='urn:microsoft-dynamics-nav/reports/SVA MoveInOutList/50024/'" w:xpath="/ns0:NavWordReportXmlPart[1]/ns0:Occupant[1]/ns0:TenancyNo_Occupant[1]" w:storeItemID="{09AAD169-91F5-4F29-A213-5D9DFBC3ABD1}"/>
+                                                    <w:text/>
+                                                  </w:sdtPr>
+                                                  <w:sdtEndPr/>
+                                                  <w:sdtContent>
+                                                    <w:tc>
+                                                      <w:tcPr>
+                                                        <w:tcW w:w="2187" w:type="dxa"/>
+                                                      </w:tcPr>
+                                                      <w:p>
+                                                        <w:proofErr w:type="spellStart"/>
+                                                        <w:r>
+                                                          <w:t>TenancyNo_Occupant</w:t>
+                                                        </w:r>
+                                                        <w:proofErr w:type="spellEnd"/>
+                                                      </w:p>
+                                                    </w:tc>
+                                                  </w:sdtContent>
+                                                </w:sdt>
+                                              </w:sdtContent>
+                                            </w:sdt>
+                                          </w:sdtContent>
+                                        </w:sdt>
+                                        <w:sdt>
+                                          <w:sdtPr>
+                                            <w:alias w:val="#Nav: /Occupant/Tenancy/Address1_Tenancy"/>
+                                            <w:tag w:val="#Nav: SVA MoveInOutList/50024"/>
+                                            <w:id w:val="-110745313"/>
+                                            <w:placeholder>
+                                              <w:docPart w:val="DefaultPlaceholder_-1854013440"/>
+                                            </w:placeholder>
+                                            <w:dataBinding w:prefixMappings="xmlns:ns0='urn:microsoft-dynamics-nav/reports/SVA MoveInOutList/50024/'" w:xpath="/ns0:NavWordReportXmlPart[1]/ns0:Occupant[1]/ns0:Tenancy[1]/ns0:Address1_Tenancy[1]" w:storeItemID="{09AAD169-91F5-4F29-A213-5D9DFBC3ABD1}"/>
+                                            <w:text/>
+                                          </w:sdtPr>
+                                          <w:sdtEndPr/>
+                                          <w:sdtContent>
+                                            <w:tc>
+                                              <w:tcPr>
+                                                <w:tcW w:w="1900" w:type="dxa"/>
+                                              </w:tcPr>
+                                              <w:p>
+                                                <w:r>
+                                                  <w:t>Address1_Tenancy</w:t>
+                                                </w:r>
+                                              </w:p>
+                                            </w:tc>
+                                          </w:sdtContent>
+                                        </w:sdt>
+                                        <w:sdt>
+                                          <w:sdtPr>
+                                            <w:alias w:val="#Nav: /Occupant/Name1_Occupant"/>
+                                            <w:tag w:val="#Nav: SVA MoveInOutList/50024"/>
+                                            <w:id w:val="1203519971"/>
+                                            <w:placeholder>
+                                              <w:docPart w:val="DefaultPlaceholder_-1854013440"/>
+                                            </w:placeholder>
+                                            <w:dataBinding w:prefixMappings="xmlns:ns0='urn:microsoft-dynamics-nav/reports/SVA MoveInOutList/50024/'" w:xpath="/ns0:NavWordReportXmlPart[1]/ns0:Occupant[1]/ns0:Name1_Occupant[1]" w:storeItemID="{09AAD169-91F5-4F29-A213-5D9DFBC3ABD1}"/>
+                                            <w:text/>
+                                          </w:sdtPr>
+                                          <w:sdtEndPr/>
+                                          <w:sdtContent>
+                                            <w:tc>
+                                              <w:tcPr>
+                                                <w:tcW w:w="1828" w:type="dxa"/>
+                                              </w:tcPr>
+                                              <w:p>
+                                                <w:r>
+                                                  <w:t>Name1_Occupant</w:t>
+                                                </w:r>
+                                              </w:p>
+                                            </w:tc>
+                                          </w:sdtContent>
+                                        </w:sdt>
+                                        <w:sdt>
+                                          <w:sdtPr>
+                                            <w:alias w:val="#Nav: /Occupant/CellPhone1_Occupant"/>
+                                            <w:tag w:val="#Nav: SVA MoveInOutList/50024"/>
+                                            <w:id w:val="525997022"/>
+                                            <w:placeholder>
+                                              <w:docPart w:val="DefaultPlaceholder_-1854013440"/>
+                                            </w:placeholder>
+                                            <w:dataBinding w:prefixMappings="xmlns:ns0='urn:microsoft-dynamics-nav/reports/SVA MoveInOutList/50024/'" w:xpath="/ns0:NavWordReportXmlPart[1]/ns0:Occupant[1]/ns0:CellPhone1_Occupant[1]" w:storeItemID="{09AAD169-91F5-4F29-A213-5D9DFBC3ABD1}"/>
+                                            <w:text/>
+                                          </w:sdtPr>
+                                          <w:sdtEndPr/>
+                                          <w:sdtContent>
+                                            <w:tc>
+                                              <w:tcPr>
+                                                <w:tcW w:w="2193" w:type="dxa"/>
+                                              </w:tcPr>
+                                              <w:p>
+                                                <w:r>
+                                                  <w:t>CellPhone1_Occupant</w:t>
+                                                </w:r>
+                                              </w:p>
+                                            </w:tc>
+                                          </w:sdtContent>
+                                        </w:sdt>
+                                        <w:sdt>
+                                          <w:sdtPr>
+                                            <w:alias w:val="#Nav: /Occupant/StartDate_Occupant"/>
+                                            <w:tag w:val="#Nav: SVA MoveInOutList/50024"/>
+                                            <w:id w:val="-1679342365"/>
+                                            <w:placeholder>
+                                              <w:docPart w:val="DefaultPlaceholder_-1854013440"/>
+                                            </w:placeholder>
+                                            <w:dataBinding w:prefixMappings="xmlns:ns0='urn:microsoft-dynamics-nav/reports/SVA MoveInOutList/50024/'" w:xpath="/ns0:NavWordReportXmlPart[1]/ns0:Occupant[1]/ns0:StartDate_Occupant[1]" w:storeItemID="{09AAD169-91F5-4F29-A213-5D9DFBC3ABD1}"/>
+                                            <w:text/>
+                                          </w:sdtPr>
+                                          <w:sdtEndPr/>
+                                          <w:sdtContent>
+                                            <w:tc>
+                                              <w:tcPr>
+                                                <w:tcW w:w="2038" w:type="dxa"/>
+                                              </w:tcPr>
+                                              <w:p>
+                                                <w:proofErr w:type="spellStart"/>
+                                                <w:r>
+                                                  <w:t>StartDate_Occupant</w:t>
+                                                </w:r>
+                                                <w:proofErr w:type="spellEnd"/>
+                                              </w:p>
+                                            </w:tc>
+                                          </w:sdtContent>
+                                        </w:sdt>
+                                        <w:sdt>
+                                          <w:sdtPr>
+                                            <w:alias w:val="#Nav: /Occupant/EndDate_Occupant"/>
+                                            <w:tag w:val="#Nav: SVA MoveInOutList/50024"/>
+                                            <w:id w:val="511417825"/>
+                                            <w:placeholder>
+                                              <w:docPart w:val="DefaultPlaceholder_-1854013440"/>
+                                            </w:placeholder>
+                                            <w:dataBinding w:prefixMappings="xmlns:ns0='urn:microsoft-dynamics-nav/reports/SVA MoveInOutList/50024/'" w:xpath="/ns0:NavWordReportXmlPart[1]/ns0:Occupant[1]/ns0:EndDate_Occupant[1]" w:storeItemID="{09AAD169-91F5-4F29-A213-5D9DFBC3ABD1}"/>
+                                            <w:text/>
+                                          </w:sdtPr>
+                                          <w:sdtEndPr/>
+                                          <w:sdtContent>
+                                            <w:tc>
+                                              <w:tcPr>
+                                                <w:tcW w:w="1946" w:type="dxa"/>
+                                              </w:tcPr>
+                                              <w:p>
+                                                <w:proofErr w:type="spellStart"/>
+                                                <w:r>
+                                                  <w:t>EndDate_Occupant</w:t>
+                                                </w:r>
+                                                <w:proofErr w:type="spellEnd"/>
+                                              </w:p>
+                                            </w:tc>
+                                          </w:sdtContent>
+                                        </w:sdt>
+                                      </w:tr>
+                                    </w:sdtContent>
+                                  </w:sdt>
+                                </w:sdtContent>
+                              </w:sdt>
+                            </w:sdtContent>
+                          </w:sdt>
+                        </w:sdtContent>
+                      </w:sdt>
                     </w:sdtContent>
                   </w:sdt>
                 </w:sdtContent>
@@ -272,41 +358,7 @@
       </w:sdt>
     </w:tbl>
     <w:p/>
-    <w:sdt>
-      <w:sdtPr>
-        <w:id w:val="-884490142"/>
-        <w:placeholder>
-          <w:docPart w:val="DefaultPlaceholder_-1854013440"/>
-        </w:placeholder>
-        <w:dataBinding w:prefixMappings="xmlns:ns0='urn:microsoft-dynamics-nav/reports/SVA MoveInOutList/50024/'" w:xpath="/ns0:NavWordReportXmlPart[1]/ns0:Occupant[1]/ns0:TenancyNo_Occupant[1]" w:storeItemID="{46CAA445-12F6-414F-86CB-8AA79E318512}"/>
-        <w:text/>
-        <w:alias w:val="#Nav: /Occupant/TenancyNo_Occupant"/>
-        <w:tag w:val="#Nav: SVA MoveInOutList/50024"/>
-      </w:sdtPr>
-      <w:sdtEndPr/>
-      <w:sdtContent>
-        <w:p>
-          <w:proofErr w:type="spellStart"/>
-          <w:r>
-            <w:t>TenancyNo_Occupant</w:t>
-          </w:r>
-          <w:proofErr w:type="spellEnd"/>
-        </w:p>
-      </w:sdtContent>
-    </w:sdt>
-    <w:p>
-      <w:r>
-        <w:t>Test</w:t>
-      </w:r>
-      <w:r>
-        <w:t xml:space="preserve"> </w:t>
-      </w:r>
-      <w:r>
-        <w:t>5</w:t>
-      </w:r>
-      <w:bookmarkStart w:name="_GoBack" w:id="0"/>
-      <w:bookmarkEnd w:id="0"/>
-    </w:p>
+    <w:p/>
     <w:p/>
     <w:p/>
     <w:p/>
@@ -321,7 +373,7 @@
 </file>
 
 <file path=word/styles.xml><?xml version="1.0" encoding="utf-8"?>
-<w:styles xmlns:mc="http://schemas.openxmlformats.org/markup-compatibility/2006" xmlns:r="http://schemas.openxmlformats.org/officeDocument/2006/relationships" xmlns:w="http://schemas.openxmlformats.org/wordprocessingml/2006/main" xmlns:w14="http://schemas.microsoft.com/office/word/2010/wordml" xmlns:w15="http://schemas.microsoft.com/office/word/2012/wordml" xmlns:w16cid="http://schemas.microsoft.com/office/word/2016/wordml/cid" xmlns:w16se="http://schemas.microsoft.com/office/word/2015/wordml/symex" mc:Ignorable="w14 w15 w16se w16cid">
+<w:styles xmlns:mc="http://schemas.openxmlformats.org/markup-compatibility/2006" xmlns:r="http://schemas.openxmlformats.org/officeDocument/2006/relationships" xmlns:w="http://schemas.openxmlformats.org/wordprocessingml/2006/main" xmlns:w14="http://schemas.microsoft.com/office/word/2010/wordml" xmlns:w15="http://schemas.microsoft.com/office/word/2012/wordml" xmlns:w16cex="http://schemas.microsoft.com/office/word/2018/wordml/cex" xmlns:w16cid="http://schemas.microsoft.com/office/word/2016/wordml/cid" xmlns:w16="http://schemas.microsoft.com/office/word/2018/wordml" xmlns:w16se="http://schemas.microsoft.com/office/word/2015/wordml/symex" mc:Ignorable="w14 w15 w16se w16cid w16 w16cex">
   <w:docDefaults>
     <w:rPrDefault>
       <w:rPr>
@@ -337,7 +389,7 @@
       </w:pPr>
     </w:pPrDefault>
   </w:docDefaults>
-  <w:latentStyles w:defLockedState="0" w:defUIPriority="99" w:defSemiHidden="0" w:defUnhideWhenUsed="0" w:defQFormat="0" w:count="375">
+  <w:latentStyles w:defLockedState="0" w:defUIPriority="99" w:defSemiHidden="0" w:defUnhideWhenUsed="0" w:defQFormat="0" w:count="376">
     <w:lsdException w:name="Normal" w:uiPriority="0" w:qFormat="1"/>
     <w:lsdException w:name="heading 1" w:uiPriority="9" w:qFormat="1"/>
     <w:lsdException w:name="heading 2" w:semiHidden="1" w:uiPriority="9" w:unhideWhenUsed="1" w:qFormat="1"/>
@@ -713,6 +765,7 @@
     <w:lsdException w:name="Smart Hyperlink" w:semiHidden="1" w:unhideWhenUsed="1"/>
     <w:lsdException w:name="Hashtag" w:semiHidden="1" w:unhideWhenUsed="1"/>
     <w:lsdException w:name="Unresolved Mention" w:semiHidden="1" w:unhideWhenUsed="1"/>
+    <w:lsdException w:name="Smart Link" w:semiHidden="1" w:unhideWhenUsed="1"/>
   </w:latentStyles>
   <w:style w:type="paragraph" w:default="1" w:styleId="Normal">
     <w:name w:val="Normal"/>
@@ -778,7 +831,7 @@
 </file>
 
 <file path=word/glossary/document.xml><?xml version="1.0" encoding="utf-8"?>
-<w:glossaryDocument xmlns:wpc="http://schemas.microsoft.com/office/word/2010/wordprocessingCanvas" xmlns:cx="http://schemas.microsoft.com/office/drawing/2014/chartex" xmlns:cx1="http://schemas.microsoft.com/office/drawing/2015/9/8/chartex" xmlns:cx2="http://schemas.microsoft.com/office/drawing/2015/10/21/chartex" xmlns:cx3="http://schemas.microsoft.com/office/drawing/2016/5/9/chartex" xmlns:cx4="http://schemas.microsoft.com/office/drawing/2016/5/10/chartex" xmlns:cx5="http://schemas.microsoft.com/office/drawing/2016/5/11/chartex" xmlns:cx6="http://schemas.microsoft.com/office/drawing/2016/5/12/chartex" xmlns:cx7="http://schemas.microsoft.com/office/drawing/2016/5/13/chartex" xmlns:cx8="http://schemas.microsoft.com/office/drawing/2016/5/14/chartex" xmlns:mc="http://schemas.openxmlformats.org/markup-compatibility/2006" xmlns:aink="http://schemas.microsoft.com/office/drawing/2016/ink" xmlns:am3d="http://schemas.microsoft.com/office/drawing/2017/model3d" xmlns:o="urn:schemas-microsoft-com:office:office" xmlns:r="http://schemas.openxmlformats.org/officeDocument/2006/relationships" xmlns:m="http://schemas.openxmlformats.org/officeDocument/2006/math" xmlns:v="urn:schemas-microsoft-com:vml" xmlns:wp14="http://schemas.microsoft.com/office/word/2010/wordprocessingDrawing" xmlns:wp="http://schemas.openxmlformats.org/drawingml/2006/wordprocessingDrawing" xmlns:w10="urn:schemas-microsoft-com:office:word" xmlns:w="http://schemas.openxmlformats.org/wordprocessingml/2006/main" xmlns:w14="http://schemas.microsoft.com/office/word/2010/wordml" xmlns:w15="http://schemas.microsoft.com/office/word/2012/wordml" xmlns:w16cid="http://schemas.microsoft.com/office/word/2016/wordml/cid" xmlns:w16se="http://schemas.microsoft.com/office/word/2015/wordml/symex" xmlns:wpg="http://schemas.microsoft.com/office/word/2010/wordprocessingGroup" xmlns:wpi="http://schemas.microsoft.com/office/word/2010/wordprocessingInk" xmlns:wne="http://schemas.microsoft.com/office/word/2006/wordml" xmlns:wps="http://schemas.microsoft.com/office/word/2010/wordprocessingShape" mc:Ignorable="w14 w15 w16se w16cid wp14">
+<w:glossaryDocument xmlns:wpc="http://schemas.microsoft.com/office/word/2010/wordprocessingCanvas" xmlns:cx="http://schemas.microsoft.com/office/drawing/2014/chartex" xmlns:cx1="http://schemas.microsoft.com/office/drawing/2015/9/8/chartex" xmlns:cx2="http://schemas.microsoft.com/office/drawing/2015/10/21/chartex" xmlns:cx3="http://schemas.microsoft.com/office/drawing/2016/5/9/chartex" xmlns:cx4="http://schemas.microsoft.com/office/drawing/2016/5/10/chartex" xmlns:cx5="http://schemas.microsoft.com/office/drawing/2016/5/11/chartex" xmlns:cx6="http://schemas.microsoft.com/office/drawing/2016/5/12/chartex" xmlns:cx7="http://schemas.microsoft.com/office/drawing/2016/5/13/chartex" xmlns:cx8="http://schemas.microsoft.com/office/drawing/2016/5/14/chartex" xmlns:mc="http://schemas.openxmlformats.org/markup-compatibility/2006" xmlns:aink="http://schemas.microsoft.com/office/drawing/2016/ink" xmlns:am3d="http://schemas.microsoft.com/office/drawing/2017/model3d" xmlns:o="urn:schemas-microsoft-com:office:office" xmlns:r="http://schemas.openxmlformats.org/officeDocument/2006/relationships" xmlns:m="http://schemas.openxmlformats.org/officeDocument/2006/math" xmlns:v="urn:schemas-microsoft-com:vml" xmlns:wp14="http://schemas.microsoft.com/office/word/2010/wordprocessingDrawing" xmlns:wp="http://schemas.openxmlformats.org/drawingml/2006/wordprocessingDrawing" xmlns:w10="urn:schemas-microsoft-com:office:word" xmlns:w="http://schemas.openxmlformats.org/wordprocessingml/2006/main" xmlns:w14="http://schemas.microsoft.com/office/word/2010/wordml" xmlns:w15="http://schemas.microsoft.com/office/word/2012/wordml" xmlns:w16cex="http://schemas.microsoft.com/office/word/2018/wordml/cex" xmlns:w16cid="http://schemas.microsoft.com/office/word/2016/wordml/cid" xmlns:w16="http://schemas.microsoft.com/office/word/2018/wordml" xmlns:w16se="http://schemas.microsoft.com/office/word/2015/wordml/symex" xmlns:wpg="http://schemas.microsoft.com/office/word/2010/wordprocessingGroup" xmlns:wpi="http://schemas.microsoft.com/office/word/2010/wordprocessingInk" xmlns:wne="http://schemas.microsoft.com/office/word/2006/wordml" xmlns:wps="http://schemas.microsoft.com/office/word/2010/wordprocessingShape" mc:Ignorable="w14 w15 w16se w16cid w16 w16cex wp14">
   <w:docParts>
     <w:docPart>
       <w:docPartPr>
@@ -832,41 +885,12 @@
         </w:p>
       </w:docPartBody>
     </w:docPart>
-    <w:docPart>
-      <w:docPartPr>
-        <w:name w:val="6F7D0489460F4660BE7FAB57CCFCD84F"/>
-        <w:category>
-          <w:name w:val="Generelt"/>
-          <w:gallery w:val="placeholder"/>
-        </w:category>
-        <w:types>
-          <w:type w:val="bbPlcHdr"/>
-        </w:types>
-        <w:behaviors>
-          <w:behavior w:val="content"/>
-        </w:behaviors>
-        <w:guid w:val="{B322AA35-4C39-466C-8BAB-83BDE72F33E3}"/>
-      </w:docPartPr>
-      <w:docPartBody>
-        <w:p>
-          <w:pPr>
-            <w:pStyle w:val="6F7D0489460F4660BE7FAB57CCFCD84F"/>
-          </w:pPr>
-          <w:r>
-            <w:rPr>
-              <w:rStyle w:val="Pladsholdertekst"/>
-            </w:rPr>
-            <w:t>Angiv eventuelt indhold, du vil gentage, herunder andre indholdskontrolelementer. Du kan også indsætte kontrolelementet omkring tabelrækker for at gentage dele af en tabel.</w:t>
-          </w:r>
-        </w:p>
-      </w:docPartBody>
-    </w:docPart>
   </w:docParts>
 </w:glossaryDocument>
 </file>
 
 <file path=word/glossary/fontTable.xml><?xml version="1.0" encoding="utf-8"?>
-<w:fonts xmlns:mc="http://schemas.openxmlformats.org/markup-compatibility/2006" xmlns:r="http://schemas.openxmlformats.org/officeDocument/2006/relationships" xmlns:w="http://schemas.openxmlformats.org/wordprocessingml/2006/main" xmlns:w14="http://schemas.microsoft.com/office/word/2010/wordml" xmlns:w15="http://schemas.microsoft.com/office/word/2012/wordml" xmlns:w16cid="http://schemas.microsoft.com/office/word/2016/wordml/cid" xmlns:w16se="http://schemas.microsoft.com/office/word/2015/wordml/symex" mc:Ignorable="w14 w15 w16se w16cid">
+<w:fonts xmlns:mc="http://schemas.openxmlformats.org/markup-compatibility/2006" xmlns:r="http://schemas.openxmlformats.org/officeDocument/2006/relationships" xmlns:w="http://schemas.openxmlformats.org/wordprocessingml/2006/main" xmlns:w14="http://schemas.microsoft.com/office/word/2010/wordml" xmlns:w15="http://schemas.microsoft.com/office/word/2012/wordml" xmlns:w16cex="http://schemas.microsoft.com/office/word/2018/wordml/cex" xmlns:w16cid="http://schemas.microsoft.com/office/word/2016/wordml/cid" xmlns:w16="http://schemas.microsoft.com/office/word/2018/wordml" xmlns:w16se="http://schemas.microsoft.com/office/word/2015/wordml/symex" mc:Ignorable="w14 w15 w16se w16cid w16 w16cex">
   <w:font w:name="Calibri">
     <w:panose1 w:val="020F0502020204030204"/>
     <w:charset w:val="00"/>
@@ -892,7 +916,7 @@
 </file>
 
 <file path=word/glossary/settings.xml><?xml version="1.0" encoding="utf-8"?>
-<w:settings xmlns:mc="http://schemas.openxmlformats.org/markup-compatibility/2006" xmlns:o="urn:schemas-microsoft-com:office:office" xmlns:r="http://schemas.openxmlformats.org/officeDocument/2006/relationships" xmlns:m="http://schemas.openxmlformats.org/officeDocument/2006/math" xmlns:v="urn:schemas-microsoft-com:vml" xmlns:w10="urn:schemas-microsoft-com:office:word" xmlns:w="http://schemas.openxmlformats.org/wordprocessingml/2006/main" xmlns:w14="http://schemas.microsoft.com/office/word/2010/wordml" xmlns:w15="http://schemas.microsoft.com/office/word/2012/wordml" xmlns:w16cid="http://schemas.microsoft.com/office/word/2016/wordml/cid" xmlns:w16se="http://schemas.microsoft.com/office/word/2015/wordml/symex" xmlns:sl="http://schemas.openxmlformats.org/schemaLibrary/2006/main" mc:Ignorable="w14 w15 w16se w16cid">
+<w:settings xmlns:mc="http://schemas.openxmlformats.org/markup-compatibility/2006" xmlns:o="urn:schemas-microsoft-com:office:office" xmlns:r="http://schemas.openxmlformats.org/officeDocument/2006/relationships" xmlns:m="http://schemas.openxmlformats.org/officeDocument/2006/math" xmlns:v="urn:schemas-microsoft-com:vml" xmlns:w10="urn:schemas-microsoft-com:office:word" xmlns:w="http://schemas.openxmlformats.org/wordprocessingml/2006/main" xmlns:w14="http://schemas.microsoft.com/office/word/2010/wordml" xmlns:w15="http://schemas.microsoft.com/office/word/2012/wordml" xmlns:w16cex="http://schemas.microsoft.com/office/word/2018/wordml/cex" xmlns:w16cid="http://schemas.microsoft.com/office/word/2016/wordml/cid" xmlns:w16="http://schemas.microsoft.com/office/word/2018/wordml" xmlns:w16se="http://schemas.microsoft.com/office/word/2015/wordml/symex" xmlns:sl="http://schemas.openxmlformats.org/schemaLibrary/2006/main" mc:Ignorable="w14 w15 w16se w16cid w16 w16cex">
   <w:view w:val="normal"/>
   <w:defaultTabStop w:val="1304"/>
   <w:hyphenationZone w:val="425"/>
@@ -910,11 +934,16 @@
     <w:rsidRoot w:val="007E1669"/>
     <w:rsid w:val="00037A65"/>
     <w:rsid w:val="00050F50"/>
+    <w:rsid w:val="0006474A"/>
+    <w:rsid w:val="000A6FCB"/>
     <w:rsid w:val="00272515"/>
+    <w:rsid w:val="002C0BD9"/>
     <w:rsid w:val="00327E7D"/>
     <w:rsid w:val="00346F1F"/>
     <w:rsid w:val="003F67B0"/>
+    <w:rsid w:val="0054768F"/>
     <w:rsid w:val="005B5172"/>
+    <w:rsid w:val="00624E0A"/>
     <w:rsid w:val="007830D0"/>
     <w:rsid w:val="007E1669"/>
     <w:rsid w:val="00825149"/>
@@ -947,7 +976,7 @@
 </file>
 
 <file path=word/glossary/styles.xml><?xml version="1.0" encoding="utf-8"?>
-<w:styles xmlns:mc="http://schemas.openxmlformats.org/markup-compatibility/2006" xmlns:r="http://schemas.openxmlformats.org/officeDocument/2006/relationships" xmlns:w="http://schemas.openxmlformats.org/wordprocessingml/2006/main" xmlns:w14="http://schemas.microsoft.com/office/word/2010/wordml" xmlns:w15="http://schemas.microsoft.com/office/word/2012/wordml" xmlns:w16cid="http://schemas.microsoft.com/office/word/2016/wordml/cid" xmlns:w16se="http://schemas.microsoft.com/office/word/2015/wordml/symex" mc:Ignorable="w14 w15 w16se w16cid">
+<w:styles xmlns:mc="http://schemas.openxmlformats.org/markup-compatibility/2006" xmlns:r="http://schemas.openxmlformats.org/officeDocument/2006/relationships" xmlns:w="http://schemas.openxmlformats.org/wordprocessingml/2006/main" xmlns:w14="http://schemas.microsoft.com/office/word/2010/wordml" xmlns:w15="http://schemas.microsoft.com/office/word/2012/wordml" xmlns:w16cex="http://schemas.microsoft.com/office/word/2018/wordml/cex" xmlns:w16cid="http://schemas.microsoft.com/office/word/2016/wordml/cid" xmlns:w16="http://schemas.microsoft.com/office/word/2018/wordml" xmlns:w16se="http://schemas.microsoft.com/office/word/2015/wordml/symex" mc:Ignorable="w14 w15 w16se w16cid w16 w16cex">
   <w:docDefaults>
     <w:rPrDefault>
       <w:rPr>
@@ -963,7 +992,7 @@
       </w:pPr>
     </w:pPrDefault>
   </w:docDefaults>
-  <w:latentStyles w:defLockedState="0" w:defUIPriority="99" w:defSemiHidden="0" w:defUnhideWhenUsed="0" w:defQFormat="0" w:count="375">
+  <w:latentStyles w:defLockedState="0" w:defUIPriority="99" w:defSemiHidden="0" w:defUnhideWhenUsed="0" w:defQFormat="0" w:count="376">
     <w:lsdException w:name="Normal" w:uiPriority="0" w:qFormat="1"/>
     <w:lsdException w:name="heading 1" w:uiPriority="9" w:qFormat="1"/>
     <w:lsdException w:name="heading 2" w:semiHidden="1" w:uiPriority="9" w:unhideWhenUsed="1" w:qFormat="1"/>
@@ -1339,6 +1368,7 @@
     <w:lsdException w:name="Smart Hyperlink" w:semiHidden="1" w:unhideWhenUsed="1"/>
     <w:lsdException w:name="Hashtag" w:semiHidden="1" w:unhideWhenUsed="1"/>
     <w:lsdException w:name="Unresolved Mention" w:semiHidden="1" w:unhideWhenUsed="1"/>
+    <w:lsdException w:name="Smart Link" w:semiHidden="1" w:unhideWhenUsed="1"/>
   </w:latentStyles>
   <w:style w:type="paragraph" w:default="1" w:styleId="Normal">
     <w:name w:val="Normal"/>
@@ -1376,7 +1406,7 @@
     <w:basedOn w:val="Standardskrifttypeiafsnit"/>
     <w:uiPriority w:val="99"/>
     <w:semiHidden/>
-    <w:rsid w:val="00327E7D"/>
+    <w:rsid w:val="000A6FCB"/>
     <w:rPr>
       <w:color w:val="808080"/>
     </w:rPr>
@@ -1436,12 +1466,28 @@
   <w:style w:type="paragraph" w:customStyle="1" w:styleId="743424175BEC407D9A2ADCC7D73FB65D">
     <w:name w:val="743424175BEC407D9A2ADCC7D73FB65D"/>
     <w:rsid w:val="00327E7D"/>
+  </w:style>
+  <w:style w:type="paragraph" w:customStyle="1" w:styleId="1D8FDE6D95DA41F6B790E3CFF04B3F1B">
+    <w:name w:val="1D8FDE6D95DA41F6B790E3CFF04B3F1B"/>
+    <w:rsid w:val="000A6FCB"/>
+  </w:style>
+  <w:style w:type="paragraph" w:customStyle="1" w:styleId="68E46AD094B34CD4832A841136DAB760">
+    <w:name w:val="68E46AD094B34CD4832A841136DAB760"/>
+    <w:rsid w:val="000A6FCB"/>
+  </w:style>
+  <w:style w:type="paragraph" w:customStyle="1" w:styleId="EAFA1A7691EA48ED8C7A9971F5C41441">
+    <w:name w:val="EAFA1A7691EA48ED8C7A9971F5C41441"/>
+    <w:rsid w:val="000A6FCB"/>
+  </w:style>
+  <w:style w:type="paragraph" w:customStyle="1" w:styleId="88A8062623854E609A33D22E8046DDEF">
+    <w:name w:val="88A8062623854E609A33D22E8046DDEF"/>
+    <w:rsid w:val="000A6FCB"/>
   </w:style>
 </w:styles>
 </file>
 
 <file path=word/glossary/webSettings.xml><?xml version="1.0" encoding="utf-8"?>
-<w:webSettings xmlns:mc="http://schemas.openxmlformats.org/markup-compatibility/2006" xmlns:r="http://schemas.openxmlformats.org/officeDocument/2006/relationships" xmlns:w="http://schemas.openxmlformats.org/wordprocessingml/2006/main" xmlns:w14="http://schemas.microsoft.com/office/word/2010/wordml" xmlns:w15="http://schemas.microsoft.com/office/word/2012/wordml" xmlns:w16cid="http://schemas.microsoft.com/office/word/2016/wordml/cid" xmlns:w16se="http://schemas.microsoft.com/office/word/2015/wordml/symex" mc:Ignorable="w14 w15 w16se w16cid">
+<w:webSettings xmlns:mc="http://schemas.openxmlformats.org/markup-compatibility/2006" xmlns:r="http://schemas.openxmlformats.org/officeDocument/2006/relationships" xmlns:w="http://schemas.openxmlformats.org/wordprocessingml/2006/main" xmlns:w14="http://schemas.microsoft.com/office/word/2010/wordml" xmlns:w15="http://schemas.microsoft.com/office/word/2012/wordml" xmlns:w16cex="http://schemas.microsoft.com/office/word/2018/wordml/cex" xmlns:w16cid="http://schemas.microsoft.com/office/word/2016/wordml/cid" xmlns:w16="http://schemas.microsoft.com/office/word/2018/wordml" xmlns:w16se="http://schemas.microsoft.com/office/word/2015/wordml/symex" mc:Ignorable="w14 w15 w16se w16cid w16 w16cex">
   <w:optimizeForBrowser/>
   <w:allowPNG/>
 </w:webSettings>
@@ -1742,9 +1788,7 @@
 </a:theme>
 </file>
 
-<file path=customXML/item2.xml>��< ? x m l   v e r s i o n = " 1 . 0 "   e n c o d i n g = " u t f - 1 6 " ? > - 
- < N a v W o r d R e p o r t X m l P a r t   x m l n s = " u r n : m i c r o s o f t - d y n a m i c s - n a v / r e p o r t s / S V A   M o v e I n O u t L i s t / 5 0 0 2 4 / " > +<file path=customXml/item1.xml>��< ? x m l   v e r s i o n = " 1 . 0 "   e n c o d i n g = " u t f - 1 6 " ? > < N a v W o r d R e p o r t X m l P a r t   x m l n s = " u r n : m i c r o s o f t - d y n a m i c s - n a v / r e p o r t s / S V A   M o v e I n O u t L i s t / 5 0 0 2 4 / " >   
      < O c c u p a n t >   
@@ -1781,4 +1825,12 @@
      < / O c c u p a n t >   
  < / N a v W o r d R e p o r t X m l P a r t > 
+</file>
+
+<file path=customXml/itemProps1.xml><?xml version="1.0" encoding="utf-8"?>
+<ds:datastoreItem xmlns:ds="http://schemas.openxmlformats.org/officeDocument/2006/customXml" ds:itemID="{09AAD169-91F5-4F29-A213-5D9DFBC3ABD1}">
+  <ds:schemaRefs>
+    <ds:schemaRef ds:uri="urn:microsoft-dynamics-nav/reports/SVA MoveInOutList/50024/"/>
+  </ds:schemaRefs>
+</ds:datastoreItem>
 </file>